--- a/templates/office/EMP_IMP_070_교육결과보고서.docx
+++ b/templates/office/EMP_IMP_070_교육결과보고서.docx
@@ -28,7 +28,7 @@
           <w:color w:val="64748B"/>
           <w:sz w:val="26"/>
         </w:rPr>
-        <w:t>SyncGuard AI 마케터 및 RA 전문가 대상 시스템 사용자 교육 실시 결과 보고서</w:t>
+        <w:t>SyncFlow AI 구매담당자 및 법무·QA 전문위원 대상 시스템 사용자 교육 실시 결과 보고서</w:t>
       </w:r>
     </w:p>
     <w:p>
@@ -77,7 +77,7 @@
               <w:rPr>
                 <w:sz w:val="19"/>
               </w:rPr>
-              <w:t>한빛글로벌 엔터프라이즈 AI 콘텐츠·규제 심의 자동화 시스템(SyncGuard AI) 구축</w:t>
+              <w:t>한빛글로벌 지능형 공급망 구매·조달 계약 및 부품 품질규격 AI 검증 플랫폼(SyncFlow AI) 구축</w:t>
             </w:r>
           </w:p>
         </w:tc>
@@ -272,7 +272,7 @@
     </w:p>
     <w:p>
       <w:r>
-        <w:t>한빛글로벌 SyncGuard AI 시스템의 안정적인 현업 정착과 원활한 심의 업무 수행을 위해, 전사 브랜드 마케터(BM), 광고기획자 및 화장품 규제대응(RA) 실무 전문가를 대상으로 직무별 맞춤 사용자 교육을 성공적으로 완료하였습니다.</w:t>
+        <w:t>한빛글로벌 SyncFlow AI 시스템의 안정적인 현업 정착과 원활한 검증 업무 수행을 위해, 전사 사업본부 구매담당자(Buyer), 조달기획자 및 전장부품 규제대응(QA) 실무 전문가를 대상으로 직무별 맞춤 사용자 교육을 성공적으로 완료하였습니다.</w:t>
       </w:r>
     </w:p>
     <w:p>
@@ -389,7 +389,7 @@
               <w:rPr>
                 <w:sz w:val="17"/>
               </w:rPr>
-              <w:t>1차 교육 (마케터 과정)</w:t>
+              <w:t>1차 교육 (구매담당자 과정)</w:t>
             </w:r>
           </w:p>
         </w:tc>
@@ -431,7 +431,7 @@
               <w:rPr>
                 <w:sz w:val="17"/>
               </w:rPr>
-              <w:t>브랜드 BM 및 마케터 42명 (출석률 100%)</w:t>
+              <w:t>사업본부 BM 및 구매담당자 42명 (출석률 100%)</w:t>
             </w:r>
           </w:p>
         </w:tc>
@@ -445,7 +445,7 @@
               <w:rPr>
                 <w:sz w:val="17"/>
               </w:rPr>
-              <w:t>시안 신청, OCR 텍스트 확인, AI 대체문구 활용법</w:t>
+              <w:t>계약·도서 신청, OCR 텍스트 확인, AI 표준수정조항 활용법</w:t>
             </w:r>
           </w:p>
         </w:tc>
@@ -461,7 +461,7 @@
               <w:rPr>
                 <w:sz w:val="17"/>
               </w:rPr>
-              <w:t>2차 교육 (RA전문가 과정)</w:t>
+              <w:t>2차 교육 (법무·QA전문위원 과정)</w:t>
             </w:r>
           </w:p>
         </w:tc>
@@ -503,7 +503,7 @@
               <w:rPr>
                 <w:sz w:val="17"/>
               </w:rPr>
-              <w:t>화장품 RA팀 심의관 16명 (출석률 94.1%)</w:t>
+              <w:t>전장부품 QA팀 검토위원 16명 (출석률 94.1%)</w:t>
             </w:r>
           </w:p>
         </w:tc>
@@ -517,7 +517,7 @@
               <w:rPr>
                 <w:sz w:val="17"/>
               </w:rPr>
-              <w:t>좌우 대조 뷰어, 실증자료 매핑, 심의의견서(PDF) 발행</w:t>
+              <w:t>좌우 대조 뷰어, 시험성적서 매핑, 검증의견서(PDF) 발행</w:t>
             </w:r>
           </w:p>
         </w:tc>
@@ -535,9 +535,9 @@
       <w:r>
         <w:t>1. 전반적 만족도: 4.82점 / 5.0점 만점 (매우 만족 비율 86.4%)</w:t>
         <w:br/>
-        <w:t>2. 실무 활용 적합성: 4.88점 (실제 광고 시안 심의 리드타임 단축에 큰 도움이 될 것으로 응답)</w:t>
+        <w:t>2. 실무 활용 적합성: 4.88점 (실제 구매계약 계약·도서 검증 리드타임 단축에 큰 도움이 될 것으로 응답)</w:t>
         <w:br/>
-        <w:t>3. 실습 평가 결과: 교육생 전원(58명) 모의 시안 등록 및 심의 확정 실습 100% PASS</w:t>
+        <w:t>3. 실습 평가 결과: 교육생 전원(58명) 모의 계약·도서 등록 및 검증 확정 실습 100% PASS</w:t>
       </w:r>
     </w:p>
     <w:p>
